--- a/HNControl.Web/assets/legal-templates/NDA.docx
+++ b/HNControl.Web/assets/legal-templates/NDA.docx
@@ -4,7 +4,40 @@
   <w:body>
     <w:p>
       <w:pPr>
+        <w:keepLines/>
+        <w:spacing w:before="0" w:after="0" w:line="60" w:lineRule="exact"/>
+        <w:jc w:val="left"/>
+      </w:pPr>
+      <w:r>
+        <w:rPr>
+          <w:rFonts w:ascii="Arial" w:hAnsi="Arial"/>
+          <w:color w:val="222222"/>
+          <w:sz w:val="6"/>
+          <w:szCs w:val="6"/>
+        </w:rPr>
+        <w:t/>
+      </w:r>
+    </w:p>
+    <w:p>
+      <w:pPr>
+        <w:keepLines/>
+        <w:spacing w:before="0" w:after="0" w:line="60" w:lineRule="exact"/>
+        <w:jc w:val="left"/>
+      </w:pPr>
+      <w:r>
+        <w:rPr>
+          <w:rFonts w:ascii="Arial" w:hAnsi="Arial"/>
+          <w:color w:val="222222"/>
+          <w:sz w:val="6"/>
+          <w:szCs w:val="6"/>
+        </w:rPr>
+        <w:t/>
+      </w:r>
+    </w:p>
+    <w:p>
+      <w:pPr>
         <w:spacing w:after="0"/>
+        <w:jc w:val="center"/>
         <w:rPr>
           <w:rFonts w:ascii="Arial Narrow" w:hAnsi="Arial Narrow"/>
           <w:b/>
@@ -13,11 +46,7 @@
           <w:szCs w:val="18"/>
         </w:rPr>
       </w:pPr>
-    </w:p>
-    <w:p>
-      <w:pPr>
-        <w:spacing w:after="0"/>
-        <w:jc w:val="center"/>
+      <w:r>
         <w:rPr>
           <w:rFonts w:ascii="Arial Narrow" w:hAnsi="Arial Narrow"/>
           <w:b/>
@@ -25,12 +54,44 @@
           <w:sz w:val="18"/>
           <w:szCs w:val="18"/>
         </w:rPr>
-      </w:pPr>
+        <w:t>ACUERDO DE CONFIDENCIALIDAD (NDA)</w:t>
+      </w:r>
+    </w:p>
+    <w:p>
+      <w:pPr>
+        <w:keepLines/>
+        <w:spacing w:before="0" w:after="0" w:line="60" w:lineRule="exact"/>
+        <w:jc w:val="left"/>
+      </w:pPr>
+      <w:r>
+        <w:rPr>
+          <w:rFonts w:ascii="Arial" w:hAnsi="Arial"/>
+          <w:color w:val="222222"/>
+          <w:sz w:val="6"/>
+          <w:szCs w:val="6"/>
+        </w:rPr>
+        <w:t/>
+      </w:r>
     </w:p>
     <w:p>
       <w:pPr>
         <w:spacing w:after="0"/>
-        <w:jc w:val="center"/>
+        <w:jc w:val="both"/>
+        <w:rPr>
+          <w:rFonts w:ascii="Arial Narrow" w:hAnsi="Arial Narrow"/>
+          <w:sz w:val="18"/>
+          <w:szCs w:val="18"/>
+        </w:rPr>
+      </w:pPr>
+      <w:r>
+        <w:rPr>
+          <w:rFonts w:ascii="Arial Narrow" w:hAnsi="Arial Narrow"/>
+          <w:sz w:val="18"/>
+          <w:szCs w:val="18"/>
+        </w:rPr>
+        <w:t xml:space="preserve">Este Acuerdo de Confidencialidad (en adelante, el "Acuerdo") se celebra en la fecha de su firma entre </w:t>
+      </w:r>
+      <w:r>
         <w:rPr>
           <w:rFonts w:ascii="Arial Narrow" w:hAnsi="Arial Narrow"/>
           <w:b/>
@@ -38,7 +99,24 @@
           <w:sz w:val="18"/>
           <w:szCs w:val="18"/>
         </w:rPr>
-      </w:pPr>
+        <w:t>HUBNET INFRAESTRUCTURE TECHNOLOGY SOLUTIONS</w:t>
+      </w:r>
+      <w:r>
+        <w:rPr>
+          <w:rFonts w:ascii="Arial Narrow" w:hAnsi="Arial Narrow"/>
+          <w:sz w:val="18"/>
+          <w:szCs w:val="18"/>
+        </w:rPr>
+        <w:t xml:space="preserve"> una sociedad legalmente constituida en México, con domicilio en Tecámac, Estado de México en lo sucesivo referida como "LA EMPRESA</w:t>
+      </w:r>
+      <w:r>
+        <w:rPr>
+          <w:rFonts w:ascii="Arial Narrow" w:hAnsi="Arial Narrow"/>
+          <w:sz w:val="18"/>
+          <w:szCs w:val="18"/>
+        </w:rPr>
+        <w:t>”; CLIENTE</w:t>
+      </w:r>
       <w:r>
         <w:rPr>
           <w:rFonts w:ascii="Arial Narrow" w:hAnsi="Arial Narrow"/>
@@ -47,18 +125,64 @@
           <w:sz w:val="18"/>
           <w:szCs w:val="18"/>
         </w:rPr>
-        <w:t>ACUERDO DE CONFIDENCIALIDAD (NDA)</w:t>
-      </w:r>
-    </w:p>
-    <w:p>
-      <w:pPr>
-        <w:spacing w:after="0"/>
-        <w:rPr>
-          <w:rFonts w:ascii="Arial Narrow" w:hAnsi="Arial Narrow"/>
-          <w:sz w:val="18"/>
-          <w:szCs w:val="18"/>
-        </w:rPr>
-      </w:pPr>
+        <w:t xml:space="preserve"> </w:t>
+      </w:r>
+      <w:r>
+        <w:rPr>
+          <w:rFonts w:ascii="Arial Narrow" w:hAnsi="Arial Narrow"/>
+          <w:sz w:val="18"/>
+          <w:szCs w:val="18"/>
+        </w:rPr>
+        <w:t>con domicilio en</w:t>
+      </w:r>
+      <w:r>
+        <w:rPr>
+          <w:rFonts w:ascii="Arial Narrow" w:hAnsi="Arial Narrow"/>
+          <w:sz w:val="18"/>
+          <w:szCs w:val="18"/>
+        </w:rPr>
+        <w:t xml:space="preserve">   </w:t>
+      </w:r>
+      <w:r>
+        <w:rPr>
+          <w:rFonts w:ascii="Arial Narrow" w:hAnsi="Arial Narrow"/>
+          <w:sz w:val="18"/>
+          <w:szCs w:val="18"/>
+        </w:rPr>
+        <w:t>DIRECCIONC</w:t>
+      </w:r>
+      <w:r>
+        <w:rPr>
+          <w:rFonts w:ascii="Arial Narrow" w:hAnsi="Arial Narrow"/>
+          <w:sz w:val="18"/>
+          <w:szCs w:val="18"/>
+        </w:rPr>
+        <w:t xml:space="preserve">   </w:t>
+      </w:r>
+      <w:r>
+        <w:rPr>
+          <w:rFonts w:ascii="Arial Narrow" w:hAnsi="Arial Narrow"/>
+          <w:sz w:val="18"/>
+          <w:szCs w:val="18"/>
+        </w:rPr>
+        <w:t>en lo sucesivo referida como "LA CONTRAPARTE".</w:t>
+      </w:r>
+    </w:p>
+    <w:p>
+      <w:pPr>
+        <w:keepLines/>
+        <w:spacing w:before="0" w:after="0" w:line="60" w:lineRule="exact"/>
+        <w:jc w:val="left"/>
+      </w:pPr>
+      <w:r>
+        <w:rPr>
+          <w:rFonts w:ascii="Arial" w:hAnsi="Arial"/>
+          <w:color w:val="222222"/>
+          <w:sz w:val="6"/>
+          <w:szCs w:val="6"/>
+        </w:rPr>
+        <w:t/>
+      </w:r>
     </w:p>
     <w:p>
       <w:pPr>
@@ -76,8 +200,35 @@
           <w:sz w:val="18"/>
           <w:szCs w:val="18"/>
         </w:rPr>
-        <w:t xml:space="preserve">Este Acuerdo de Confidencialidad (en adelante, el "Acuerdo") se celebra en la fecha de su firma entre </w:t>
-      </w:r>
+        <w:t>Ambas partes en conjunto serán referidas como "LAS PARTES" y acuerdan lo siguiente:</w:t>
+      </w:r>
+    </w:p>
+    <w:p>
+      <w:pPr>
+        <w:keepLines/>
+        <w:spacing w:before="0" w:after="0" w:line="60" w:lineRule="exact"/>
+        <w:jc w:val="left"/>
+      </w:pPr>
+      <w:r>
+        <w:rPr>
+          <w:rFonts w:ascii="Arial" w:hAnsi="Arial"/>
+          <w:color w:val="222222"/>
+          <w:sz w:val="6"/>
+          <w:szCs w:val="6"/>
+        </w:rPr>
+        <w:t/>
+      </w:r>
+    </w:p>
+    <w:p>
+      <w:pPr>
+        <w:spacing w:after="0"/>
+        <w:jc w:val="both"/>
+        <w:rPr>
+          <w:rFonts w:ascii="Arial Narrow" w:hAnsi="Arial Narrow"/>
+          <w:sz w:val="18"/>
+          <w:szCs w:val="18"/>
+        </w:rPr>
+      </w:pPr>
       <w:r>
         <w:rPr>
           <w:rFonts w:ascii="Arial Narrow" w:hAnsi="Arial Narrow"/>
@@ -86,24 +237,54 @@
           <w:sz w:val="18"/>
           <w:szCs w:val="18"/>
         </w:rPr>
-        <w:t>HUBNET INFRAESTRUCTURE TECHNOLOGY SOLUTIONS</w:t>
-      </w:r>
-      <w:r>
-        <w:rPr>
-          <w:rFonts w:ascii="Arial Narrow" w:hAnsi="Arial Narrow"/>
-          <w:sz w:val="18"/>
-          <w:szCs w:val="18"/>
-        </w:rPr>
-        <w:t xml:space="preserve"> una sociedad legalmente constituida en México, con domicilio en Tecámac, Estado de México en lo sucesivo referida como "LA EMPRESA</w:t>
-      </w:r>
-      <w:r>
-        <w:rPr>
-          <w:rFonts w:ascii="Arial Narrow" w:hAnsi="Arial Narrow"/>
-          <w:sz w:val="18"/>
-          <w:szCs w:val="18"/>
-        </w:rPr>
-        <w:t>”; CLIENTE</w:t>
-      </w:r>
+        <w:t>1. OBJETO</w:t>
+      </w:r>
+    </w:p>
+    <w:p>
+      <w:pPr>
+        <w:spacing w:after="0"/>
+        <w:jc w:val="both"/>
+        <w:rPr>
+          <w:rFonts w:ascii="Arial Narrow" w:hAnsi="Arial Narrow"/>
+          <w:sz w:val="18"/>
+          <w:szCs w:val="18"/>
+        </w:rPr>
+      </w:pPr>
+      <w:r>
+        <w:rPr>
+          <w:rFonts w:ascii="Arial Narrow" w:hAnsi="Arial Narrow"/>
+          <w:sz w:val="18"/>
+          <w:szCs w:val="18"/>
+        </w:rPr>
+        <w:t>El propósito de este Acuerdo es proteger la información confidencial que pueda ser compartida entre LAS PARTES en el marco de una posible relación comercial, prestación de servicios o cualquier otra colaboración entre ellas.</w:t>
+      </w:r>
+    </w:p>
+    <w:p>
+      <w:pPr>
+        <w:keepLines/>
+        <w:spacing w:before="0" w:after="0" w:line="60" w:lineRule="exact"/>
+        <w:jc w:val="left"/>
+      </w:pPr>
+      <w:r>
+        <w:rPr>
+          <w:rFonts w:ascii="Arial" w:hAnsi="Arial"/>
+          <w:color w:val="222222"/>
+          <w:sz w:val="6"/>
+          <w:szCs w:val="6"/>
+        </w:rPr>
+        <w:t/>
+      </w:r>
+    </w:p>
+    <w:p>
+      <w:pPr>
+        <w:spacing w:after="0"/>
+        <w:jc w:val="both"/>
+        <w:rPr>
+          <w:rFonts w:ascii="Arial Narrow" w:hAnsi="Arial Narrow"/>
+          <w:sz w:val="18"/>
+          <w:szCs w:val="18"/>
+        </w:rPr>
+      </w:pPr>
       <w:r>
         <w:rPr>
           <w:rFonts w:ascii="Arial Narrow" w:hAnsi="Arial Narrow"/>
@@ -112,47 +293,7 @@
           <w:sz w:val="18"/>
           <w:szCs w:val="18"/>
         </w:rPr>
-        <w:t xml:space="preserve"> </w:t>
-      </w:r>
-      <w:r>
-        <w:rPr>
-          <w:rFonts w:ascii="Arial Narrow" w:hAnsi="Arial Narrow"/>
-          <w:sz w:val="18"/>
-          <w:szCs w:val="18"/>
-        </w:rPr>
-        <w:t>con domicilio en</w:t>
-      </w:r>
-      <w:r>
-        <w:rPr>
-          <w:rFonts w:ascii="Arial Narrow" w:hAnsi="Arial Narrow"/>
-          <w:sz w:val="18"/>
-          <w:szCs w:val="18"/>
-        </w:rPr>
-        <w:t xml:space="preserve">   </w:t>
-      </w:r>
-      <w:r>
-        <w:rPr>
-          <w:rFonts w:ascii="Arial Narrow" w:hAnsi="Arial Narrow"/>
-          <w:sz w:val="18"/>
-          <w:szCs w:val="18"/>
-        </w:rPr>
-        <w:t>DIRECCIONC</w:t>
-      </w:r>
-      <w:r>
-        <w:rPr>
-          <w:rFonts w:ascii="Arial Narrow" w:hAnsi="Arial Narrow"/>
-          <w:sz w:val="18"/>
-          <w:szCs w:val="18"/>
-        </w:rPr>
-        <w:t xml:space="preserve">   </w:t>
-      </w:r>
-      <w:r>
-        <w:rPr>
-          <w:rFonts w:ascii="Arial Narrow" w:hAnsi="Arial Narrow"/>
-          <w:sz w:val="18"/>
-          <w:szCs w:val="18"/>
-        </w:rPr>
-        <w:t>en lo sucesivo referida como "LA CONTRAPARTE".</w:t>
+        <w:t>2. DEFINICIÓN DE INFORMACIÓN CONFIDENCIAL</w:t>
       </w:r>
     </w:p>
     <w:p>
@@ -165,119 +306,6 @@
           <w:szCs w:val="18"/>
         </w:rPr>
       </w:pPr>
-    </w:p>
-    <w:p>
-      <w:pPr>
-        <w:spacing w:after="0"/>
-        <w:jc w:val="both"/>
-        <w:rPr>
-          <w:rFonts w:ascii="Arial Narrow" w:hAnsi="Arial Narrow"/>
-          <w:sz w:val="18"/>
-          <w:szCs w:val="18"/>
-        </w:rPr>
-      </w:pPr>
-      <w:r>
-        <w:rPr>
-          <w:rFonts w:ascii="Arial Narrow" w:hAnsi="Arial Narrow"/>
-          <w:sz w:val="18"/>
-          <w:szCs w:val="18"/>
-        </w:rPr>
-        <w:t>Ambas partes en conjunto serán referidas como "LAS PARTES" y acuerdan lo siguiente:</w:t>
-      </w:r>
-    </w:p>
-    <w:p>
-      <w:pPr>
-        <w:spacing w:after="0"/>
-        <w:jc w:val="both"/>
-        <w:rPr>
-          <w:rFonts w:ascii="Arial Narrow" w:hAnsi="Arial Narrow"/>
-          <w:sz w:val="18"/>
-          <w:szCs w:val="18"/>
-        </w:rPr>
-      </w:pPr>
-    </w:p>
-    <w:p>
-      <w:pPr>
-        <w:spacing w:after="0"/>
-        <w:jc w:val="both"/>
-        <w:rPr>
-          <w:rFonts w:ascii="Arial Narrow" w:hAnsi="Arial Narrow"/>
-          <w:sz w:val="18"/>
-          <w:szCs w:val="18"/>
-        </w:rPr>
-      </w:pPr>
-      <w:r>
-        <w:rPr>
-          <w:rFonts w:ascii="Arial Narrow" w:hAnsi="Arial Narrow"/>
-          <w:b/>
-          <w:bCs/>
-          <w:sz w:val="18"/>
-          <w:szCs w:val="18"/>
-        </w:rPr>
-        <w:t>1. OBJETO</w:t>
-      </w:r>
-    </w:p>
-    <w:p>
-      <w:pPr>
-        <w:spacing w:after="0"/>
-        <w:jc w:val="both"/>
-        <w:rPr>
-          <w:rFonts w:ascii="Arial Narrow" w:hAnsi="Arial Narrow"/>
-          <w:sz w:val="18"/>
-          <w:szCs w:val="18"/>
-        </w:rPr>
-      </w:pPr>
-      <w:r>
-        <w:rPr>
-          <w:rFonts w:ascii="Arial Narrow" w:hAnsi="Arial Narrow"/>
-          <w:sz w:val="18"/>
-          <w:szCs w:val="18"/>
-        </w:rPr>
-        <w:t>El propósito de este Acuerdo es proteger la información confidencial que pueda ser compartida entre LAS PARTES en el marco de una posible relación comercial, prestación de servicios o cualquier otra colaboración entre ellas.</w:t>
-      </w:r>
-    </w:p>
-    <w:p>
-      <w:pPr>
-        <w:spacing w:after="0"/>
-        <w:jc w:val="both"/>
-        <w:rPr>
-          <w:rFonts w:ascii="Arial Narrow" w:hAnsi="Arial Narrow"/>
-          <w:sz w:val="18"/>
-          <w:szCs w:val="18"/>
-        </w:rPr>
-      </w:pPr>
-    </w:p>
-    <w:p>
-      <w:pPr>
-        <w:spacing w:after="0"/>
-        <w:jc w:val="both"/>
-        <w:rPr>
-          <w:rFonts w:ascii="Arial Narrow" w:hAnsi="Arial Narrow"/>
-          <w:sz w:val="18"/>
-          <w:szCs w:val="18"/>
-        </w:rPr>
-      </w:pPr>
-      <w:r>
-        <w:rPr>
-          <w:rFonts w:ascii="Arial Narrow" w:hAnsi="Arial Narrow"/>
-          <w:b/>
-          <w:bCs/>
-          <w:sz w:val="18"/>
-          <w:szCs w:val="18"/>
-        </w:rPr>
-        <w:t>2. DEFINICIÓN DE INFORMACIÓN CONFIDENCIAL</w:t>
-      </w:r>
-    </w:p>
-    <w:p>
-      <w:pPr>
-        <w:spacing w:after="0"/>
-        <w:jc w:val="both"/>
-        <w:rPr>
-          <w:rFonts w:ascii="Arial Narrow" w:hAnsi="Arial Narrow"/>
-          <w:sz w:val="18"/>
-          <w:szCs w:val="18"/>
-        </w:rPr>
-      </w:pPr>
       <w:r>
         <w:rPr>
           <w:rFonts w:ascii="Arial Narrow" w:hAnsi="Arial Narrow"/>
@@ -289,14 +317,19 @@
     </w:p>
     <w:p>
       <w:pPr>
-        <w:spacing w:after="0"/>
-        <w:jc w:val="both"/>
-        <w:rPr>
-          <w:rFonts w:ascii="Arial Narrow" w:hAnsi="Arial Narrow"/>
-          <w:sz w:val="18"/>
-          <w:szCs w:val="18"/>
-        </w:rPr>
-      </w:pPr>
+        <w:keepLines/>
+        <w:spacing w:before="0" w:after="0" w:line="60" w:lineRule="exact"/>
+        <w:jc w:val="left"/>
+      </w:pPr>
+      <w:r>
+        <w:rPr>
+          <w:rFonts w:ascii="Arial" w:hAnsi="Arial"/>
+          <w:color w:val="222222"/>
+          <w:sz w:val="6"/>
+          <w:szCs w:val="6"/>
+        </w:rPr>
+        <w:t/>
+      </w:r>
     </w:p>
     <w:p>
       <w:pPr>
@@ -409,14 +442,19 @@
     </w:p>
     <w:p>
       <w:pPr>
-        <w:spacing w:after="0"/>
-        <w:jc w:val="both"/>
-        <w:rPr>
-          <w:rFonts w:ascii="Arial Narrow" w:hAnsi="Arial Narrow"/>
-          <w:sz w:val="18"/>
-          <w:szCs w:val="18"/>
-        </w:rPr>
-      </w:pPr>
+        <w:keepLines/>
+        <w:spacing w:before="0" w:after="0" w:line="60" w:lineRule="exact"/>
+        <w:jc w:val="left"/>
+      </w:pPr>
+      <w:r>
+        <w:rPr>
+          <w:rFonts w:ascii="Arial" w:hAnsi="Arial"/>
+          <w:color w:val="222222"/>
+          <w:sz w:val="6"/>
+          <w:szCs w:val="6"/>
+        </w:rPr>
+        <w:t/>
+      </w:r>
     </w:p>
     <w:p>
       <w:pPr>
@@ -529,6 +567,22 @@
     </w:p>
     <w:p>
       <w:pPr>
+        <w:keepLines/>
+        <w:spacing w:before="0" w:after="0" w:line="60" w:lineRule="exact"/>
+        <w:jc w:val="left"/>
+      </w:pPr>
+      <w:r>
+        <w:rPr>
+          <w:rFonts w:ascii="Arial" w:hAnsi="Arial"/>
+          <w:color w:val="222222"/>
+          <w:sz w:val="6"/>
+          <w:szCs w:val="6"/>
+        </w:rPr>
+        <w:t/>
+      </w:r>
+    </w:p>
+    <w:p>
+      <w:pPr>
         <w:spacing w:after="0"/>
         <w:jc w:val="both"/>
         <w:rPr>
@@ -537,6 +591,16 @@
           <w:szCs w:val="18"/>
         </w:rPr>
       </w:pPr>
+      <w:r>
+        <w:rPr>
+          <w:rFonts w:ascii="Arial Narrow" w:hAnsi="Arial Narrow"/>
+          <w:b/>
+          <w:bCs/>
+          <w:sz w:val="18"/>
+          <w:szCs w:val="18"/>
+        </w:rPr>
+        <w:t>5. DURACIÓN</w:t>
+      </w:r>
     </w:p>
     <w:p>
       <w:pPr>
@@ -551,12 +615,63 @@
       <w:r>
         <w:rPr>
           <w:rFonts w:ascii="Arial Narrow" w:hAnsi="Arial Narrow"/>
+          <w:sz w:val="18"/>
+          <w:szCs w:val="18"/>
+        </w:rPr>
+        <w:t>Este Acuerdo entrará en vigor a partir de la fecha de su firma y tendrá una vigencia de</w:t>
+      </w:r>
+      <w:r>
+        <w:rPr>
+          <w:rFonts w:ascii="Arial Narrow" w:hAnsi="Arial Narrow"/>
+          <w:sz w:val="18"/>
+          <w:szCs w:val="18"/>
+        </w:rPr>
+        <w:t xml:space="preserve"> PERIODOC a</w:t>
+      </w:r>
+      <w:r>
+        <w:rPr>
+          <w:rFonts w:ascii="Arial Narrow" w:hAnsi="Arial Narrow"/>
+          <w:sz w:val="18"/>
+          <w:szCs w:val="18"/>
+        </w:rPr>
+        <w:t xml:space="preserve"> partir de dicha fecha. No obstante, la obligación de confidencialidad subsistirá por un período adicional de [indicar período, por ejemplo, tres años] después de la terminación del presente Acuerdo.</w:t>
+      </w:r>
+    </w:p>
+    <w:p>
+      <w:pPr>
+        <w:keepLines/>
+        <w:spacing w:before="0" w:after="0" w:line="60" w:lineRule="exact"/>
+        <w:jc w:val="left"/>
+      </w:pPr>
+      <w:r>
+        <w:rPr>
+          <w:rFonts w:ascii="Arial" w:hAnsi="Arial"/>
+          <w:color w:val="222222"/>
+          <w:sz w:val="6"/>
+          <w:szCs w:val="6"/>
+        </w:rPr>
+        <w:t/>
+      </w:r>
+    </w:p>
+    <w:p>
+      <w:pPr>
+        <w:spacing w:after="0"/>
+        <w:jc w:val="both"/>
+        <w:rPr>
+          <w:rFonts w:ascii="Arial Narrow" w:hAnsi="Arial Narrow"/>
+          <w:sz w:val="18"/>
+          <w:szCs w:val="18"/>
+        </w:rPr>
+      </w:pPr>
+      <w:r>
+        <w:rPr>
+          <w:rFonts w:ascii="Arial Narrow" w:hAnsi="Arial Narrow"/>
           <w:b/>
           <w:bCs/>
           <w:sz w:val="18"/>
           <w:szCs w:val="18"/>
         </w:rPr>
-        <w:t>5. DURACIÓN</w:t>
+        <w:t>6. SANCIONES POR INCUMPLIMIENTO</w:t>
       </w:r>
     </w:p>
     <w:p>
@@ -575,23 +690,23 @@
           <w:sz w:val="18"/>
           <w:szCs w:val="18"/>
         </w:rPr>
-        <w:t>Este Acuerdo entrará en vigor a partir de la fecha de su firma y tendrá una vigencia de</w:t>
-      </w:r>
-      <w:r>
-        <w:rPr>
-          <w:rFonts w:ascii="Arial Narrow" w:hAnsi="Arial Narrow"/>
-          <w:sz w:val="18"/>
-          <w:szCs w:val="18"/>
-        </w:rPr>
-        <w:t xml:space="preserve"> PERIODOC a</w:t>
-      </w:r>
-      <w:r>
-        <w:rPr>
-          <w:rFonts w:ascii="Arial Narrow" w:hAnsi="Arial Narrow"/>
-          <w:sz w:val="18"/>
-          <w:szCs w:val="18"/>
-        </w:rPr>
-        <w:t xml:space="preserve"> partir de dicha fecha. No obstante, la obligación de confidencialidad subsistirá por un período adicional de [indicar período, por ejemplo, tres años] después de la terminación del presente Acuerdo.</w:t>
+        <w:t>En caso de incumplimiento de las disposiciones de este Acuerdo, la parte afectada podrá tomar las acciones correspondientes.</w:t>
+      </w:r>
+    </w:p>
+    <w:p>
+      <w:pPr>
+        <w:keepLines/>
+        <w:spacing w:before="0" w:after="0" w:line="60" w:lineRule="exact"/>
+        <w:jc w:val="left"/>
+      </w:pPr>
+      <w:r>
+        <w:rPr>
+          <w:rFonts w:ascii="Arial" w:hAnsi="Arial"/>
+          <w:color w:val="222222"/>
+          <w:sz w:val="6"/>
+          <w:szCs w:val="6"/>
+        </w:rPr>
+        <w:t/>
       </w:r>
     </w:p>
     <w:p>
@@ -604,6 +719,16 @@
           <w:szCs w:val="18"/>
         </w:rPr>
       </w:pPr>
+      <w:r>
+        <w:rPr>
+          <w:rFonts w:ascii="Arial Narrow" w:hAnsi="Arial Narrow"/>
+          <w:b/>
+          <w:bCs/>
+          <w:sz w:val="18"/>
+          <w:szCs w:val="18"/>
+        </w:rPr>
+        <w:t>7. LEGISLACIÓN Y JURISDICCIÓN</w:t>
+      </w:r>
     </w:p>
     <w:p>
       <w:pPr>
@@ -618,78 +743,6 @@
       <w:r>
         <w:rPr>
           <w:rFonts w:ascii="Arial Narrow" w:hAnsi="Arial Narrow"/>
-          <w:b/>
-          <w:bCs/>
-          <w:sz w:val="18"/>
-          <w:szCs w:val="18"/>
-        </w:rPr>
-        <w:t>6. SANCIONES POR INCUMPLIMIENTO</w:t>
-      </w:r>
-    </w:p>
-    <w:p>
-      <w:pPr>
-        <w:spacing w:after="0"/>
-        <w:jc w:val="both"/>
-        <w:rPr>
-          <w:rFonts w:ascii="Arial Narrow" w:hAnsi="Arial Narrow"/>
-          <w:sz w:val="18"/>
-          <w:szCs w:val="18"/>
-        </w:rPr>
-      </w:pPr>
-      <w:r>
-        <w:rPr>
-          <w:rFonts w:ascii="Arial Narrow" w:hAnsi="Arial Narrow"/>
-          <w:sz w:val="18"/>
-          <w:szCs w:val="18"/>
-        </w:rPr>
-        <w:t>En caso de incumplimiento de las disposiciones de este Acuerdo, la parte afectada podrá tomar las acciones correspondientes.</w:t>
-      </w:r>
-    </w:p>
-    <w:p>
-      <w:pPr>
-        <w:spacing w:after="0"/>
-        <w:jc w:val="both"/>
-        <w:rPr>
-          <w:rFonts w:ascii="Arial Narrow" w:hAnsi="Arial Narrow"/>
-          <w:sz w:val="18"/>
-          <w:szCs w:val="18"/>
-        </w:rPr>
-      </w:pPr>
-    </w:p>
-    <w:p>
-      <w:pPr>
-        <w:spacing w:after="0"/>
-        <w:jc w:val="both"/>
-        <w:rPr>
-          <w:rFonts w:ascii="Arial Narrow" w:hAnsi="Arial Narrow"/>
-          <w:sz w:val="18"/>
-          <w:szCs w:val="18"/>
-        </w:rPr>
-      </w:pPr>
-      <w:r>
-        <w:rPr>
-          <w:rFonts w:ascii="Arial Narrow" w:hAnsi="Arial Narrow"/>
-          <w:b/>
-          <w:bCs/>
-          <w:sz w:val="18"/>
-          <w:szCs w:val="18"/>
-        </w:rPr>
-        <w:t>7. LEGISLACIÓN Y JURISDICCIÓN</w:t>
-      </w:r>
-    </w:p>
-    <w:p>
-      <w:pPr>
-        <w:spacing w:after="0"/>
-        <w:jc w:val="both"/>
-        <w:rPr>
-          <w:rFonts w:ascii="Arial Narrow" w:hAnsi="Arial Narrow"/>
-          <w:sz w:val="18"/>
-          <w:szCs w:val="18"/>
-        </w:rPr>
-      </w:pPr>
-      <w:r>
-        <w:rPr>
-          <w:rFonts w:ascii="Arial Narrow" w:hAnsi="Arial Narrow"/>
           <w:sz w:val="18"/>
           <w:szCs w:val="18"/>
         </w:rPr>
@@ -698,14 +751,19 @@
     </w:p>
     <w:p>
       <w:pPr>
-        <w:spacing w:after="0"/>
-        <w:jc w:val="both"/>
-        <w:rPr>
-          <w:rFonts w:ascii="Arial Narrow" w:hAnsi="Arial Narrow"/>
-          <w:sz w:val="18"/>
-          <w:szCs w:val="18"/>
-        </w:rPr>
-      </w:pPr>
+        <w:keepLines/>
+        <w:spacing w:before="0" w:after="0" w:line="60" w:lineRule="exact"/>
+        <w:jc w:val="left"/>
+      </w:pPr>
+      <w:r>
+        <w:rPr>
+          <w:rFonts w:ascii="Arial" w:hAnsi="Arial"/>
+          <w:color w:val="222222"/>
+          <w:sz w:val="6"/>
+          <w:szCs w:val="6"/>
+        </w:rPr>
+        <w:t/>
+      </w:r>
     </w:p>
     <w:p>
       <w:pPr>
@@ -799,7 +857,25 @@
     </w:p>
     <w:p>
       <w:pPr>
-        <w:spacing w:after="0"/>
+        <w:keepLines/>
+        <w:spacing w:before="0" w:after="0" w:line="60" w:lineRule="exact"/>
+        <w:jc w:val="left"/>
+      </w:pPr>
+      <w:r>
+        <w:rPr>
+          <w:rFonts w:ascii="Arial" w:hAnsi="Arial"/>
+          <w:color w:val="222222"/>
+          <w:sz w:val="6"/>
+          <w:szCs w:val="6"/>
+        </w:rPr>
+        <w:t/>
+      </w:r>
+    </w:p>
+    <w:p>
+      <w:pPr>
+        <w:keepNext/>
+        <w:keepLines/>
+        <w:spacing w:after="100"/>
         <w:jc w:val="both"/>
         <w:rPr>
           <w:rFonts w:ascii="Arial Narrow" w:hAnsi="Arial Narrow"/>
@@ -807,17 +883,6 @@
           <w:szCs w:val="18"/>
         </w:rPr>
       </w:pPr>
-    </w:p>
-    <w:p>
-      <w:pPr>
-        <w:spacing w:after="0"/>
-        <w:jc w:val="both"/>
-        <w:rPr>
-          <w:rFonts w:ascii="Arial Narrow" w:hAnsi="Arial Narrow"/>
-          <w:sz w:val="18"/>
-          <w:szCs w:val="18"/>
-        </w:rPr>
-      </w:pPr>
       <w:r>
         <w:rPr>
           <w:rFonts w:ascii="Arial Narrow" w:hAnsi="Arial Narrow"/>
@@ -851,146 +916,330 @@
         <w:t xml:space="preserve">        </w:t>
       </w:r>
     </w:p>
-    <w:p>
-      <w:pPr>
-        <w:spacing w:after="0"/>
-        <w:jc w:val="both"/>
-        <w:rPr>
-          <w:rFonts w:ascii="Arial Narrow" w:hAnsi="Arial Narrow"/>
-          <w:sz w:val="18"/>
-          <w:szCs w:val="18"/>
-        </w:rPr>
-      </w:pPr>
-      <w:r>
-        <w:rPr>
-          <w:rFonts w:ascii="Arial Narrow" w:hAnsi="Arial Narrow"/>
-          <w:sz w:val="18"/>
-          <w:szCs w:val="18"/>
-        </w:rPr>
-        <w:t xml:space="preserve">                                                        </w:t>
-      </w:r>
-    </w:p>
-    <w:p>
-      <w:pPr>
-        <w:tabs>
-          <w:tab w:val="left" w:pos="3840"/>
-        </w:tabs>
-        <w:spacing w:after="0"/>
-        <w:ind w:left="-993" w:right="-1085"/>
-        <w:jc w:val="both"/>
-        <w:rPr>
-          <w:rFonts w:ascii="Bahnschrift" w:hAnsi="Bahnschrift"/>
-          <w:b/>
-          <w:sz w:val="18"/>
-          <w:lang w:val="en-US"/>
-        </w:rPr>
-      </w:pPr>
-    </w:p>
-    <w:p>
-      <w:pPr>
-        <w:tabs>
-          <w:tab w:val="left" w:pos="3840"/>
-        </w:tabs>
-        <w:spacing w:after="0"/>
-        <w:ind w:left="-993" w:right="-1085"/>
-        <w:jc w:val="both"/>
-        <w:rPr>
-          <w:rFonts w:ascii="Bahnschrift" w:hAnsi="Bahnschrift"/>
-          <w:b/>
-          <w:sz w:val="18"/>
-          <w:lang w:val="en-US"/>
-        </w:rPr>
-      </w:pPr>
-      <w:proofErr w:type="spellStart"/>
-      <w:r>
-        <w:rPr>
-          <w:rFonts w:ascii="Bahnschrift" w:hAnsi="Bahnschrift"/>
-          <w:b/>
-          <w:sz w:val="18"/>
-          <w:lang w:val="en-US"/>
-        </w:rPr>
-        <w:t>Cliente</w:t>
-      </w:r>
-      <w:proofErr w:type="spellEnd"/>
-      <w:r>
-        <w:rPr>
-          <w:rFonts w:ascii="Bahnschrift" w:hAnsi="Bahnschrift"/>
-          <w:b/>
-          <w:sz w:val="18"/>
-          <w:lang w:val="en-US"/>
-        </w:rPr>
-        <w:t>: RSCLIENTE</w:t>
-      </w:r>
-    </w:p>
-    <w:p>
-      <w:pPr>
-        <w:tabs>
-          <w:tab w:val="left" w:pos="3840"/>
-        </w:tabs>
-        <w:spacing w:after="0"/>
-        <w:ind w:left="-993" w:right="-1085"/>
-        <w:jc w:val="both"/>
-        <w:rPr>
-          <w:rFonts w:ascii="Bahnschrift" w:hAnsi="Bahnschrift"/>
-          <w:b/>
-          <w:sz w:val="18"/>
-          <w:lang w:val="en-US"/>
-        </w:rPr>
-      </w:pPr>
-      <w:proofErr w:type="spellStart"/>
-      <w:r>
-        <w:rPr>
-          <w:rFonts w:ascii="Bahnschrift" w:hAnsi="Bahnschrift"/>
-          <w:b/>
-          <w:sz w:val="18"/>
-          <w:lang w:val="en-US"/>
-        </w:rPr>
-        <w:t>Representante</w:t>
-      </w:r>
-      <w:proofErr w:type="spellEnd"/>
-      <w:r>
-        <w:rPr>
-          <w:rFonts w:ascii="Bahnschrift" w:hAnsi="Bahnschrift"/>
-          <w:b/>
-          <w:sz w:val="18"/>
-          <w:lang w:val="en-US"/>
-        </w:rPr>
-        <w:t>: RLCLIENTE</w:t>
-      </w:r>
-    </w:p>
-    <w:p>
-      <w:pPr>
-        <w:tabs>
-          <w:tab w:val="left" w:pos="3840"/>
-        </w:tabs>
-        <w:spacing w:after="0"/>
-        <w:ind w:left="-993" w:right="-1085"/>
-        <w:jc w:val="both"/>
-        <w:rPr>
-          <w:rFonts w:ascii="Bahnschrift" w:hAnsi="Bahnschrift"/>
-          <w:b/>
-          <w:sz w:val="18"/>
-        </w:rPr>
-      </w:pPr>
-      <w:proofErr w:type="spellStart"/>
-      <w:r>
-        <w:rPr>
-          <w:rFonts w:ascii="Bahnschrift" w:hAnsi="Bahnschrift"/>
-          <w:b/>
-          <w:sz w:val="18"/>
-          <w:lang w:val="en-US"/>
-        </w:rPr>
-        <w:t>Firma</w:t>
-      </w:r>
-      <w:proofErr w:type="spellEnd"/>
-      <w:r>
-        <w:rPr>
-          <w:rFonts w:ascii="Bahnschrift" w:hAnsi="Bahnschrift"/>
-          <w:b/>
-          <w:sz w:val="18"/>
-          <w:lang w:val="en-US"/>
-        </w:rPr>
-        <w:t>: FIRMACLIENTE</w:t>
+    <w:tbl>
+      <w:tblPr>
+        <w:tblW w:w="8838" w:type="dxa"/>
+        <w:tblLayout w:type="fixed"/>
+        <w:tblBorders>
+          <w:top w:val="nil"/>
+          <w:left w:val="nil"/>
+          <w:bottom w:val="nil"/>
+          <w:right w:val="nil"/>
+          <w:insideH w:val="nil"/>
+          <w:insideV w:val="nil"/>
+        </w:tblBorders>
+      </w:tblPr>
+      <w:tblGrid>
+        <w:gridCol w:w="4419"/>
+        <w:gridCol w:w="4419"/>
+      </w:tblGrid>
+      <w:tr>
+        <w:trPr>
+          <w:cantSplit/>
+        </w:trPr>
+        <w:tc>
+          <w:tcPr>
+            <w:tcW w:w="4419" w:type="dxa"/>
+            <w:vAlign w:val="top"/>
+            <w:tcMar>
+              <w:top w:w="100" w:type="dxa"/>
+              <w:bottom w:w="60" w:type="dxa"/>
+              <w:left w:w="0" w:type="dxa"/>
+              <w:right w:w="180" w:type="dxa"/>
+            </w:tcMar>
+            <w:tcBorders>
+              <w:top w:val="single" w:sz="5" w:color="777777"/>
+            </w:tcBorders>
+          </w:tcPr>
+          <w:p>
+            <w:pPr>
+              <w:keepNext/>
+              <w:keepLines/>
+              <w:spacing w:before="0" w:after="60" w:line="240" w:lineRule="auto"/>
+              <w:jc w:val="left"/>
+            </w:pPr>
+            <w:r>
+              <w:rPr>
+                <w:rFonts w:ascii="Arial" w:hAnsi="Arial"/>
+                <w:b/>
+                <w:color w:val="222222"/>
+                <w:sz w:val="20"/>
+                <w:szCs w:val="20"/>
+              </w:rPr>
+              <w:t>HN Solutions</w:t>
+            </w:r>
+          </w:p>
+          <w:p>
+            <w:pPr>
+              <w:keepNext/>
+              <w:keepLines/>
+              <w:spacing w:before="0" w:after="35" w:line="240" w:lineRule="auto"/>
+              <w:jc w:val="left"/>
+            </w:pPr>
+            <w:r>
+              <w:rPr>
+                <w:rFonts w:ascii="Arial" w:hAnsi="Arial"/>
+                <w:color w:val="222222"/>
+                <w:sz w:val="18"/>
+                <w:szCs w:val="18"/>
+              </w:rPr>
+              <w:t>HUBNET INFRAESTRUCTURE TECHNOLOGY SOLUTIONS</w:t>
+            </w:r>
+          </w:p>
+          <w:p>
+            <w:pPr>
+              <w:keepNext/>
+              <w:keepLines/>
+              <w:spacing w:before="0" w:after="35" w:line="240" w:lineRule="auto"/>
+              <w:jc w:val="left"/>
+            </w:pPr>
+            <w:r>
+              <w:rPr>
+                <w:rFonts w:ascii="Arial" w:hAnsi="Arial"/>
+                <w:b/>
+                <w:color w:val="222222"/>
+                <w:sz w:val="18"/>
+                <w:szCs w:val="18"/>
+              </w:rPr>
+              <w:t>SIGNHNSTATUS</w:t>
+            </w:r>
+          </w:p>
+          <w:p>
+            <w:pPr>
+              <w:keepNext/>
+              <w:keepLines/>
+              <w:spacing w:before="0" w:after="35" w:line="240" w:lineRule="auto"/>
+              <w:jc w:val="left"/>
+            </w:pPr>
+            <w:r>
+              <w:rPr>
+                <w:rFonts w:ascii="Arial" w:hAnsi="Arial"/>
+                <w:color w:val="222222"/>
+                <w:sz w:val="18"/>
+                <w:szCs w:val="18"/>
+              </w:rPr>
+              <w:t>SIGNHNNAME</w:t>
+            </w:r>
+          </w:p>
+          <w:p>
+            <w:pPr>
+              <w:keepNext/>
+              <w:keepLines/>
+              <w:spacing w:before="0" w:after="35" w:line="240" w:lineRule="auto"/>
+              <w:jc w:val="left"/>
+            </w:pPr>
+            <w:r>
+              <w:rPr>
+                <w:rFonts w:ascii="Arial" w:hAnsi="Arial"/>
+                <w:color w:val="222222"/>
+                <w:sz w:val="18"/>
+                <w:szCs w:val="18"/>
+              </w:rPr>
+              <w:t>SIGNHNEMAIL</w:t>
+            </w:r>
+          </w:p>
+          <w:p>
+            <w:pPr>
+              <w:keepNext/>
+              <w:keepLines/>
+              <w:spacing w:before="0" w:after="35" w:line="240" w:lineRule="auto"/>
+              <w:jc w:val="left"/>
+            </w:pPr>
+            <w:r>
+              <w:rPr>
+                <w:rFonts w:ascii="Arial" w:hAnsi="Arial"/>
+                <w:color w:val="222222"/>
+                <w:sz w:val="18"/>
+                <w:szCs w:val="18"/>
+              </w:rPr>
+              <w:t>Fecha de firma: SIGNHNDATE</w:t>
+            </w:r>
+          </w:p>
+          <w:p>
+            <w:pPr>
+              <w:keepLines/>
+              <w:spacing w:before="0" w:after="0" w:line="240" w:lineRule="auto"/>
+              <w:jc w:val="left"/>
+            </w:pPr>
+            <w:r>
+              <w:rPr>
+                <w:rFonts w:ascii="Arial" w:hAnsi="Arial"/>
+                <w:color w:val="222222"/>
+                <w:sz w:val="18"/>
+                <w:szCs w:val="18"/>
+              </w:rPr>
+              <w:t>Hash de firma: SIGNHNHASH</w:t>
+            </w:r>
+          </w:p>
+        </w:tc>
+        <w:tc>
+          <w:tcPr>
+            <w:tcW w:w="4419" w:type="dxa"/>
+            <w:vAlign w:val="top"/>
+            <w:tcMar>
+              <w:top w:w="100" w:type="dxa"/>
+              <w:bottom w:w="60" w:type="dxa"/>
+              <w:left w:w="180" w:type="dxa"/>
+              <w:right w:w="0" w:type="dxa"/>
+            </w:tcMar>
+            <w:tcBorders>
+              <w:top w:val="single" w:sz="5" w:color="777777"/>
+            </w:tcBorders>
+          </w:tcPr>
+          <w:p>
+            <w:pPr>
+              <w:keepNext/>
+              <w:keepLines/>
+              <w:spacing w:before="0" w:after="60" w:line="240" w:lineRule="auto"/>
+              <w:jc w:val="left"/>
+            </w:pPr>
+            <w:r>
+              <w:rPr>
+                <w:rFonts w:ascii="Arial" w:hAnsi="Arial"/>
+                <w:b/>
+                <w:color w:val="222222"/>
+                <w:sz w:val="20"/>
+                <w:szCs w:val="20"/>
+              </w:rPr>
+              <w:t>Cliente</w:t>
+            </w:r>
+          </w:p>
+          <w:p>
+            <w:pPr>
+              <w:keepNext/>
+              <w:keepLines/>
+              <w:spacing w:before="0" w:after="35" w:line="240" w:lineRule="auto"/>
+              <w:jc w:val="left"/>
+            </w:pPr>
+            <w:r>
+              <w:rPr>
+                <w:rFonts w:ascii="Arial" w:hAnsi="Arial"/>
+                <w:color w:val="222222"/>
+                <w:sz w:val="18"/>
+                <w:szCs w:val="18"/>
+              </w:rPr>
+              <w:t>RSCLIENTE</w:t>
+            </w:r>
+          </w:p>
+          <w:p>
+            <w:pPr>
+              <w:keepNext/>
+              <w:keepLines/>
+              <w:spacing w:before="0" w:after="35" w:line="240" w:lineRule="auto"/>
+              <w:jc w:val="left"/>
+            </w:pPr>
+            <w:r>
+              <w:rPr>
+                <w:rFonts w:ascii="Arial" w:hAnsi="Arial"/>
+                <w:color w:val="222222"/>
+                <w:sz w:val="18"/>
+                <w:szCs w:val="18"/>
+              </w:rPr>
+              <w:t>Representante: RLCLIENTE</w:t>
+            </w:r>
+          </w:p>
+          <w:p>
+            <w:pPr>
+              <w:keepNext/>
+              <w:keepLines/>
+              <w:spacing w:before="0" w:after="35" w:line="240" w:lineRule="auto"/>
+              <w:jc w:val="left"/>
+            </w:pPr>
+            <w:r>
+              <w:rPr>
+                <w:rFonts w:ascii="Arial" w:hAnsi="Arial"/>
+                <w:b/>
+                <w:color w:val="222222"/>
+                <w:sz w:val="18"/>
+                <w:szCs w:val="18"/>
+              </w:rPr>
+              <w:t>SIGNCLIENTSTATUS</w:t>
+            </w:r>
+          </w:p>
+          <w:p>
+            <w:pPr>
+              <w:keepNext/>
+              <w:keepLines/>
+              <w:spacing w:before="0" w:after="35" w:line="240" w:lineRule="auto"/>
+              <w:jc w:val="left"/>
+            </w:pPr>
+            <w:r>
+              <w:rPr>
+                <w:rFonts w:ascii="Arial" w:hAnsi="Arial"/>
+                <w:color w:val="222222"/>
+                <w:sz w:val="18"/>
+                <w:szCs w:val="18"/>
+              </w:rPr>
+              <w:t>SIGNCLIENTNAME</w:t>
+            </w:r>
+          </w:p>
+          <w:p>
+            <w:pPr>
+              <w:keepNext/>
+              <w:keepLines/>
+              <w:spacing w:before="0" w:after="35" w:line="240" w:lineRule="auto"/>
+              <w:jc w:val="left"/>
+            </w:pPr>
+            <w:r>
+              <w:rPr>
+                <w:rFonts w:ascii="Arial" w:hAnsi="Arial"/>
+                <w:color w:val="222222"/>
+                <w:sz w:val="18"/>
+                <w:szCs w:val="18"/>
+              </w:rPr>
+              <w:t>SIGNCLIENTEMAIL</w:t>
+            </w:r>
+          </w:p>
+          <w:p>
+            <w:pPr>
+              <w:keepNext/>
+              <w:keepLines/>
+              <w:spacing w:before="0" w:after="35" w:line="240" w:lineRule="auto"/>
+              <w:jc w:val="left"/>
+            </w:pPr>
+            <w:r>
+              <w:rPr>
+                <w:rFonts w:ascii="Arial" w:hAnsi="Arial"/>
+                <w:color w:val="222222"/>
+                <w:sz w:val="18"/>
+                <w:szCs w:val="18"/>
+              </w:rPr>
+              <w:t>Fecha de firma: SIGNCLIENTDATE</w:t>
+            </w:r>
+          </w:p>
+          <w:p>
+            <w:pPr>
+              <w:keepLines/>
+              <w:spacing w:before="0" w:after="0" w:line="240" w:lineRule="auto"/>
+              <w:jc w:val="left"/>
+            </w:pPr>
+            <w:r>
+              <w:rPr>
+                <w:rFonts w:ascii="Arial" w:hAnsi="Arial"/>
+                <w:color w:val="222222"/>
+                <w:sz w:val="18"/>
+                <w:szCs w:val="18"/>
+              </w:rPr>
+              <w:t>Hash de firma: SIGNCLIENTHASH</w:t>
+            </w:r>
+          </w:p>
+        </w:tc>
+      </w:tr>
+    </w:tbl>
+    <w:p>
+      <w:pPr>
+        <w:keepLines/>
+        <w:spacing w:before="0" w:after="0" w:line="240" w:lineRule="auto"/>
+        <w:jc w:val="left"/>
+      </w:pPr>
+      <w:r>
+        <w:rPr>
+          <w:rFonts w:ascii="Arial" w:hAnsi="Arial"/>
+          <w:color w:val="222222"/>
+          <w:sz w:val="2"/>
+          <w:szCs w:val="2"/>
+        </w:rPr>
+        <w:t/>
       </w:r>
     </w:p>
     <w:sectPr>
